--- a/example_articles/countries/Belgium/3.countries_Belgium_New_York_Times.docx
+++ b/example_articles/countries/Belgium/3.countries_Belgium_New_York_Times.docx
@@ -7,7 +7,9 @@
         <w:pStyle w:val="Heading1"/>
       </w:pPr>
       <w:r>
-        <w:t>Idealism on Screen and Behind the Scenes</w:t>
+        <w:t>FILM;</w:t>
+        <w:br/>
+        <w:t>'Toto the Hero' Puts a Belgian Director on the Map</w:t>
       </w:r>
     </w:p>
     <w:p>
@@ -17,17 +19,17 @@
     </w:p>
     <w:p>
       <w:r>
-        <w:t>Date: 2014-09-02</w:t>
+        <w:t>Date: 1992-03-01</w:t>
       </w:r>
     </w:p>
     <w:p>
       <w:r>
-        <w:t>Section: Section C; Column 0; The Arts/Cultural Desk; Pg. 1; CRITIC'S NOTEBOOK</w:t>
+        <w:t>Section: Section 2;; Section 2; Page 24; Column 1; Arts &amp; Leisure Desk; Column 1;; Biography</w:t>
       </w:r>
     </w:p>
     <w:p>
       <w:r>
-        <w:t>Source file: NYT/32.DOCX</w:t>
+        <w:t>Source file: NYT/46.DOCX</w:t>
       </w:r>
     </w:p>
     <w:p>
@@ -49,32 +51,35 @@
     </w:p>
     <w:p>
       <w:r>
-        <w:t>TELLURIDE, Colo. -- ''There is no place for cynicism in the reviewing of art.'' Those words -- a line of dialogue from ''Mr. Turner,'' Mike Leigh's splendid, sprawling film about the life and loves of an artist in mid-19th-century England -- are a fine motto at any time, but they are especially germane in the season of film festival frenzy. Looking at movies and thinking about the prizes they might win is a relatively benign and locally contagious form of cynicism. The antidote is the idealism, the sincere love of the cinema, that also flourishes here, nearly 9,000 feet above sea level and almost six months away from the Oscars.</w:t>
+        <w:t>The telephone directory for this city of just under a million people lists 165 film production companies. A further 102 individuals, perhaps too shy to incorporate, appear under the rubric "Cineaste." Would-be film makers roam the Rue Royale, the dowdy main drag of Belgium's movie industry, with computer printouts of their ideas. And each year, Belgium's state-subsidized film schools turn out another crowd of hopefuls.</w:t>
         <w:br/>
-        <w:t>It is entirely possible that, as the conventional wisdom of the moment has it, Benedict Cumberbatch will be nominated for his performance as the British computer pioneer Alan Turing in ''The Imitation Game,'' and that he will compete against Michael Keaton in ''Birdman'' and Steve Carell in ''Foxcatcher.'' All those films made their North American debuts here. So did ''Wild,'' starring Reese Witherspoon, and ''The Homesman,'' with Hilary Swank, both films whose Academy-worthiness has been assessed and boosted here.</w:t>
+        <w:t>Yet so reduced is Belgium's film industry that when a Belgian strikes a hit, as Jaco Van Dormael has done with "Toto the Hero," it is almost as if a fellow worker has won the lottery. A better comparison, one Belgian writer said, might be an escape from Devil's Island that lends hope to everyone still behind bars.</w:t>
         <w:br/>
-        <w:t>But let's return to ''Mr. Turner,'' anchored by a grunting, shambling, perversely charismatic performance by Timothy Spall, who was rewarded for his labor with the best actor prize at Cannes this spring. It is one of my two Telluride favorites, along with another Cannes laureate, ''Leviathan,'' a grave and beautiful drama, at once intimate and enormous, from the Russian director Andrey Zvyagintsev. Pictorially ravishing in the best Russian wide-screen tradition, it tells the story of an ordinary man crushed by the corrupt forces of church and state. That's much too simple, though. Mr. Zvyagintsev layers social commentary, intense emotion and spiritual allegory without ever losing the human dimension of the narrative.</w:t>
+        <w:t>Mr. Van Dormael (pronounced van dorr-MAHL), who spent 10 years struggling in Brussels, knows the reality. Accepting one of his cluster of recent awards, he said he hoped the success of "Toto" would not lead people to think it is easy to make films in Belgium, because it definitely isn't. In recent decades the best-known Belgian directors have been Andre Delvaux and Harry Kumel, and theirs are hardly household names.</w:t>
         <w:br/>
-        <w:t>Mr. Leigh's film, which chronicles the later career of the great British painter J. M. W. Turner, has a great deal to say about the relationship between artistic inspiration and worldly ambition, none of it simple or obvious. There is something bracingly cleareyed and astute about the way Mr. Leigh shows how Turner's engagement with patrons, colleagues and critics is part of the work of realizing that vision.</w:t>
+        <w:t>"Toto," a sweet fantasy about an old man's memories, was shown in September at the New York Film Festival and is to begin its commercial run in New York on Friday at the Lincoln Plaza. Even before its commercial showing in America, "Toto" has probably earned more than any other Belgian film. According to Variety, in Brussels alone it earned $513,364 last year. This was half the take of "Terminator 2" here, but still, "Toto" was the only non-American film in the Top 10.  When "Toto" was shown at the New York Film Festival, Vincent Canby of The Times wrote that Mr. Van Dormael was "a bright new talent to celebrate."</w:t>
         <w:br/>
-        <w:t>I happened to catch ''Mr. Turner'' right after seeing another portrait of an artist, ''Seymour: An Introduction,'' Ethan Hawke's affectionate and searching documentary about Seymour Bernstein, a pianist and music teacher now in his 80s. Mr. Bernstein has wise things to say about the tension between the sacred cause of artistic achievement and the lures and pressures of having a career. His own solution, radical in its way and profoundly inspiring, has been to step away from public performance and devote himself to his students, whose ranks will include everyone who sees this movie.</w:t>
+        <w:t>Despite his success, Mr. Van Dormael, 35 years old, does not seem to have abandoned the habits of an unknown. He wears baggy jeans and an unraveling red sweater, and by all accounts he has not forgotten the friends of his hungry days. He still lives in a working-class neighborhood near the Rue Royale, squeezed between the red-light district and the Turkish quarter. He is married and has two daughters, Alice, 4, and Juliette, 1. Iconographers will note that the sister in the film, played by Sandrine Blancke, is named Alice and that the real Alice Van Dormael appears in a nonspeaking part.</w:t>
         <w:br/>
-        <w:t>''Seymour,'' in turn, reminded me of ''The 50-Year Argument,'' another documentary about an octogenarian New Yorker whose influence exceeds his renown. That would be Robert Silvers, a co-founder and editor of The New York Review of Books, the subject of Martin Scorsese's new film. Though the movie is packed with a half-century's worth of ideas, political debates and literary personalities, it boils down to a defense of what Mr. Silvers calls ''intellectual honor'' -- the commitment to be truthful, thoughtful and interesting. I have a personal bias here, since Mr. Silvers gave me my first job in journalism and published some of my early criticism, but I was moved to see his life's work honored on screen.</w:t>
+        <w:t>Mr. Van Dormael's father was a buyer in Europe for Sears, Roebuck, snapping up boxcar loads of socks to sell by mail order in America. The film maker was born in Brussels but spent his early years in Germany. Like many educated Belgians, he is fluent in four languages -- French, Dutch, English and German. "You can't take a train in this country without speaking three languages," he says.</w:t>
         <w:br/>
-        <w:t>Mr. Silvers and Mr. Bernstein are embodiments of consistency. So are the brothers Jean-Pierre and Luc Dardenne, whose ''Two Days, One Night,'' starring Marion Cotillard, is another moving and meticulous moral fable, set amid the modern Belgian working class. But this year's Telluride Film Festival has, above all, been a showcase of well-known artists trying new things.</w:t>
+        <w:t>After high school he was a promising film student, studying cinematography in Paris and at the Higher Institute for Theater and Cinema Arts in Brussels. He credits his teacher there, the Czech screenwriter Frank Daniel, for showing him a technique of preparing with notebooks, scripts and index cards.</w:t>
         <w:br/>
-        <w:t>''Wild,'' Jean-Marc Vallée's adaptation of the best-selling memoir by Cheryl Strayed, carries Ms. Witherspoon some distance from the perkiness and pluckiness that has defined her best-known roles. The Cheryl Strayed she plays on screen is a complicated character, and the movie does not rush to explain her or resolve her problems. She is both an entirely believable modern woman, defying conventional categories and expectations, and also, for that reason, an excitingly credible feminist heroine.</w:t>
+        <w:t>Mr. Van Dormael won prizes with his short student film in 1981 and made 10 others in the ensuing years, "trying to be really different with each one, and always making the same," he says. At the same time, he had another career as a clown for children's shows, and in "Toto" more than one critic has found a connection.</w:t>
         <w:br/>
-        <w:t>An even more startling transformation is achieved by Mr. Carell in Bennett Miller's ''Foxcatcher,'' based on the true story of John E. du Pont, a wealthy eccentric (to put it mildly) who set himself up, in the 1980s, as the sponsor and coach of a wrestling team that represented the United States in the Olympics and other international competitions. Mr. Carell, consistently one of the funniest men in American movies, is here one of the scariest. His du Pont is at once an aristocratic enigma, a lost and tormented prisoner of privilege and a man whose unchecked power makes him dangerous in ways the film leaves unstated until the very end.</w:t>
+        <w:t>"Toto" started out in his notebooks 10 years ago as a film about children and then expanded. "In fact, there is no real idea about 'Toto,' " Mr. Van Dormael says. "The structure came later. It was only a thought about life: we become what we never thought we would become, and we end in a way we never thought we would end. The important thing is that Toto keeps his love."</w:t>
         <w:br/>
-        <w:t>Mr. Carell's presence in Telluride reunited him with Jon Stewart, his erstwhile ''Daily Show'' boss and a first-time film director. Mr. Stewart may have been this year's most magnetic mountainside celebrity, but ''Rosewater,'' his debut feature, is the opposite of a vanity project. Based on the real-life experience of Maziar Bahari, an Iranian-born Canadian journalist, it reconstructs the chaotic aftermath of Iran's 2009 presidential election, when Mr. Bahari was accused of being an American spy and imprisoned and tortured by the Iranian authorities. There is nothing satirical here, just a finely tuned political instinct and, in the way Mr. Stewart portrays the relationship between Maziar (Gael García Bernal) and his principal interrogator (Kim Bodnia), an impressive sense of psychological nuance. Mr. Stewart, the world's leading fake newscaster, turns out to be a real filmmaker.</w:t>
+        <w:t>About 1985 the Belgian producers Pierre Drouot and Dany Geys of Iblis Films took up Mr. Van Dormael's project. It took them five years to raise the $3.5 million budget, minuscule by American standards but huge in Belgium for anyone, much less a first-time director. In the end, the financing, in the form of loans or advances on box-office receipts, was all public money -- an increasingly common procedure in a Europe trying to stave off market domination by Hollywood. Among the contributors were the European Community, the Council of Europe, the Flemish- and French-language cultural authorities of Belgium, and state television in Belgium, France and Germany.</w:t>
         <w:br/>
-        <w:t>Alejandro G. Iñárritu has always been that, but his name has rarely been associated with comedy. His four previous features (''Amores Perros,'' ''21 Grams,'' ''Babel'' and ''Biutiful'') have explored the dark, desperate, violent corners of contemporary life. But they have done so with an exuberance -- a wild, at times profligate sense of cinematic possibility -- that is very much in evidence in ''Birdman,'' his new film starring Mr. Keaton as a has-been action-movie star trying to rejuvenate his career by directing and starring in a Broadway play.</w:t>
+        <w:t>The assemblage of such a complex package left Mr. Van Dormael plenty of time for rewriting, and he estimates he went through eight or nine versions of the script. "Even when I was shooting," Mr. Van Dormael recalls, "sometimes I would catch myself thinking, 'This scene could use some more work.'</w:t>
         <w:br/>
-        <w:t>A knowing New York backstage comedy fused with an artist-in-crisis fantasia in the manner of ''8 ½'' and ''All That Jazz,'' ''Birdman'' has a frenetic style that has already dazzled audiences and critics here and in Venice, where it opened the festival on Wednesday. It will close the New York Film Festival in October. To say too much now would either feed the hype or throw cold water on it. And of course such cynicism has no place here.</w:t>
+        <w:t>"The film is like Brussels," he adds. "It's not one style; it's every style. The identity of Belgium is having no identity. It's being a little bit of everything."</w:t>
         <w:br/>
+        <w:t>When released last year, the film seemed to touch everyone who saw it, in various ways. "In the United States and England, there was more laughing," Mr. Van Dormael said. "In Japan and Germany, they were more serious. In France, I think they laughed and then cried." The film maker spent nine months traveling to the openings. "It was like learning a new job," he said. "At the beginning I counted every interview I gave, and after 350 I stopped counting."</w:t>
         <w:br/>
-        <w:t>http://www.nytimes.com/2014/09/02/movies/the-telluride-film-festival-features-mr-turner.html</w:t>
+        <w:t>In the cold rain of a Brussels winter, Mr. Van Dormael has gone back to work. He has been offered many projects but says he wants to develop his own ideas. In the mornings he thinks about his writing, and for three hours each afternoon, five days a week, he sits down at his typewriter, steadily producing three pages a session. On Fridays he shows the output to his wife, Laurette; his former clown partner, Didier De Neck (who appears in "Toto"), and a screenwriter friend, Pascal Lonhay, and they discuss improvements.</w:t>
+        <w:br/>
+        <w:t>"The most difficult thing to get is a good story, and that will be as hard for the second film as for the first," Mr. Van Dormael says. "The only reason to shoot a film is because there is a story that needs to be told."</w:t>
         <w:br/>
         <w:br/>
         <w:t>Graphic</w:t>
@@ -82,21 +87,7 @@
         <w:br/>
         <w:t xml:space="preserve"> </w:t>
         <w:br/>
-        <w:t>PHOTOS: Timothy Spall portrays the British painter J. M.W. Turner in ''Mr. Turner,'' a new film directed by Mike Leigh that was screened at the Telluride Film Festival. (PHOTOGRAPH BY FILM4 FOCUS FEATURES INTERNATIONAL &amp; BFI)</w:t>
-        <w:br/>
-        <w:t>Clockwise from top left, Benedict Cumberbatch in ''The Imitation Game''</w:t>
-        <w:br/>
-        <w:t>Steve Carell in ''Foxcatcher''</w:t>
-        <w:br/>
-        <w:t>Michael Keaton, left, and Edward Norton in ''Birdman''</w:t>
-        <w:br/>
-        <w:t>Reese Witherspoon in ''Wild.'' (PHOTOGRAPHS BY JACK ENGLISH/WEINSTEIN COMPANY</w:t>
-        <w:br/>
-        <w:t>SONY PICTURES CLASSICS</w:t>
-        <w:br/>
-        <w:t>ALISON ROSA/FOX SEARCHLIGHT PICTURES</w:t>
-        <w:br/>
-        <w:t xml:space="preserve"> FOX SEARCHLIGHT PICTURES) (C4)</w:t>
+        <w:t>Photo: Jaco Van Dormael -- "The film is like Brussels," says the 35-year-old film maker. "It's not one style; it's every style." (Triton Pictures)</w:t>
       </w:r>
     </w:p>
     <w:sectPr>
